--- a/tests/examples/tables.docx
+++ b/tests/examples/tables.docx
@@ -9,69 +9,72 @@
         <w:tblLook w:val="04A0" w:firstRow="1" w:lastRow="0" w:firstColumn="1" w:lastColumn="0" w:noHBand="0" w:noVBand="1"/>
       </w:tblPr>
       <w:tblGrid>
-        <w:gridCol w:w="2336"/>
-        <w:gridCol w:w="2336"/>
-        <w:gridCol w:w="2336"/>
-        <w:gridCol w:w="2337"/>
+        <w:gridCol w:w="4672"/>
+        <w:gridCol w:w="4673"/>
       </w:tblGrid>
       <w:tr>
-        <w:trPr>
-          <w:trHeight w:val="296"/>
-        </w:trPr>
         <w:tc>
           <w:tcPr>
-            <w:tcW w:w="2336" w:type="dxa"/>
-            <w:vMerge w:val="restart"/>
-            <w:tcBorders>
-              <w:bottom w:val="single" w:sz="4" w:space="0" w:color="auto"/>
-            </w:tcBorders>
+            <w:tcW w:w="4672" w:type="dxa"/>
           </w:tcPr>
-          <w:p/>
+          <w:p>
+            <w:pPr>
+              <w:rPr>
+                <w:lang w:val="en-US"/>
+              </w:rPr>
+            </w:pPr>
+            <w:r>
+              <w:rPr>
+                <w:lang w:val="en-US"/>
+              </w:rPr>
+              <w:t>With restart right next</w:t>
+            </w:r>
+          </w:p>
         </w:tc>
         <w:tc>
           <w:tcPr>
-            <w:tcW w:w="4672" w:type="dxa"/>
-            <w:gridSpan w:val="2"/>
-            <w:tcBorders>
-              <w:bottom w:val="single" w:sz="4" w:space="0" w:color="auto"/>
-            </w:tcBorders>
+            <w:tcW w:w="4673" w:type="dxa"/>
+            <w:vMerge w:val="restart"/>
           </w:tcPr>
-          <w:p/>
-        </w:tc>
-        <w:tc>
-          <w:tcPr>
-            <w:tcW w:w="2337" w:type="dxa"/>
-            <w:vMerge w:val="restart"/>
-            <w:tcBorders>
-              <w:bottom w:val="single" w:sz="4" w:space="0" w:color="auto"/>
-            </w:tcBorders>
-          </w:tcPr>
-          <w:p/>
+          <w:p>
+            <w:pPr>
+              <w:rPr>
+                <w:lang w:val="en-US"/>
+              </w:rPr>
+            </w:pPr>
+            <w:r>
+              <w:rPr>
+                <w:lang w:val="en-US"/>
+              </w:rPr>
+              <w:t>Vert merge</w:t>
+            </w:r>
+            <w:bookmarkStart w:id="0" w:name="_GoBack"/>
+            <w:bookmarkEnd w:id="0"/>
+          </w:p>
         </w:tc>
       </w:tr>
       <w:tr>
         <w:tc>
           <w:tcPr>
-            <w:tcW w:w="2336" w:type="dxa"/>
-            <w:vMerge/>
+            <w:tcW w:w="4672" w:type="dxa"/>
           </w:tcPr>
-          <w:p/>
+          <w:p>
+            <w:pPr>
+              <w:rPr>
+                <w:lang w:val="en-US"/>
+              </w:rPr>
+            </w:pPr>
+            <w:r>
+              <w:rPr>
+                <w:lang w:val="en-US"/>
+              </w:rPr>
+              <w:t>Only one</w:t>
+            </w:r>
+          </w:p>
         </w:tc>
         <w:tc>
           <w:tcPr>
-            <w:tcW w:w="2336" w:type="dxa"/>
-          </w:tcPr>
-          <w:p/>
-        </w:tc>
-        <w:tc>
-          <w:tcPr>
-            <w:tcW w:w="2336" w:type="dxa"/>
-          </w:tcPr>
-          <w:p/>
-        </w:tc>
-        <w:tc>
-          <w:tcPr>
-            <w:tcW w:w="2337" w:type="dxa"/>
+            <w:tcW w:w="4673" w:type="dxa"/>
             <w:vMerge/>
           </w:tcPr>
           <w:p/>
@@ -80,34 +83,26 @@
       <w:tr>
         <w:tc>
           <w:tcPr>
-            <w:tcW w:w="2336" w:type="dxa"/>
+            <w:tcW w:w="9345" w:type="dxa"/>
+            <w:gridSpan w:val="2"/>
           </w:tcPr>
-          <w:p/>
-        </w:tc>
-        <w:tc>
-          <w:tcPr>
-            <w:tcW w:w="2336" w:type="dxa"/>
-          </w:tcPr>
-          <w:p/>
-        </w:tc>
-        <w:tc>
-          <w:tcPr>
-            <w:tcW w:w="2336" w:type="dxa"/>
-          </w:tcPr>
-          <w:p/>
-        </w:tc>
-        <w:tc>
-          <w:tcPr>
-            <w:tcW w:w="2337" w:type="dxa"/>
-          </w:tcPr>
-          <w:p/>
+          <w:p>
+            <w:pPr>
+              <w:rPr>
+                <w:lang w:val="en-US"/>
+              </w:rPr>
+            </w:pPr>
+            <w:r>
+              <w:rPr>
+                <w:lang w:val="en-US"/>
+              </w:rPr>
+              <w:t>Grid span</w:t>
+            </w:r>
+          </w:p>
         </w:tc>
       </w:tr>
     </w:tbl>
-    <w:p>
-      <w:bookmarkStart w:id="0" w:name="_GoBack"/>
-      <w:bookmarkEnd w:id="0"/>
-    </w:p>
+    <w:p/>
     <w:sectPr>
       <w:pgSz w:w="11906" w:h="16838"/>
       <w:pgMar w:top="1134" w:right="850" w:bottom="1134" w:left="1701" w:header="708" w:footer="708" w:gutter="0"/>

--- a/tests/examples/tables.docx
+++ b/tests/examples/tables.docx
@@ -9,13 +9,14 @@
         <w:tblLook w:val="04A0" w:firstRow="1" w:lastRow="0" w:firstColumn="1" w:lastColumn="0" w:noHBand="0" w:noVBand="1"/>
       </w:tblPr>
       <w:tblGrid>
-        <w:gridCol w:w="4672"/>
-        <w:gridCol w:w="4673"/>
+        <w:gridCol w:w="3195"/>
+        <w:gridCol w:w="3184"/>
+        <w:gridCol w:w="2966"/>
       </w:tblGrid>
       <w:tr>
         <w:tc>
           <w:tcPr>
-            <w:tcW w:w="4672" w:type="dxa"/>
+            <w:tcW w:w="3195" w:type="dxa"/>
           </w:tcPr>
           <w:p>
             <w:pPr>
@@ -33,7 +34,7 @@
         </w:tc>
         <w:tc>
           <w:tcPr>
-            <w:tcW w:w="4673" w:type="dxa"/>
+            <w:tcW w:w="3184" w:type="dxa"/>
             <w:vMerge w:val="restart"/>
           </w:tcPr>
           <w:p>
@@ -48,15 +49,25 @@
               </w:rPr>
               <w:t>Vert merge</w:t>
             </w:r>
-            <w:bookmarkStart w:id="0" w:name="_GoBack"/>
-            <w:bookmarkEnd w:id="0"/>
+          </w:p>
+        </w:tc>
+        <w:tc>
+          <w:tcPr>
+            <w:tcW w:w="2966" w:type="dxa"/>
+          </w:tcPr>
+          <w:p>
+            <w:pPr>
+              <w:rPr>
+                <w:lang w:val="en-US"/>
+              </w:rPr>
+            </w:pPr>
           </w:p>
         </w:tc>
       </w:tr>
       <w:tr>
         <w:tc>
           <w:tcPr>
-            <w:tcW w:w="4672" w:type="dxa"/>
+            <w:tcW w:w="3195" w:type="dxa"/>
           </w:tcPr>
           <w:p>
             <w:pPr>
@@ -74,8 +85,14 @@
         </w:tc>
         <w:tc>
           <w:tcPr>
-            <w:tcW w:w="4673" w:type="dxa"/>
+            <w:tcW w:w="3184" w:type="dxa"/>
             <w:vMerge/>
+          </w:tcPr>
+          <w:p/>
+        </w:tc>
+        <w:tc>
+          <w:tcPr>
+            <w:tcW w:w="2966" w:type="dxa"/>
           </w:tcPr>
           <w:p/>
         </w:tc>
@@ -83,7 +100,7 @@
       <w:tr>
         <w:tc>
           <w:tcPr>
-            <w:tcW w:w="9345" w:type="dxa"/>
+            <w:tcW w:w="6379" w:type="dxa"/>
             <w:gridSpan w:val="2"/>
           </w:tcPr>
           <w:p>
@@ -100,9 +117,24 @@
             </w:r>
           </w:p>
         </w:tc>
+        <w:tc>
+          <w:tcPr>
+            <w:tcW w:w="2966" w:type="dxa"/>
+          </w:tcPr>
+          <w:p>
+            <w:pPr>
+              <w:rPr>
+                <w:lang w:val="en-US"/>
+              </w:rPr>
+            </w:pPr>
+          </w:p>
+        </w:tc>
       </w:tr>
     </w:tbl>
-    <w:p/>
+    <w:p>
+      <w:bookmarkStart w:id="0" w:name="_GoBack"/>
+      <w:bookmarkEnd w:id="0"/>
+    </w:p>
     <w:sectPr>
       <w:pgSz w:w="11906" w:h="16838"/>
       <w:pgMar w:top="1134" w:right="850" w:bottom="1134" w:left="1701" w:header="708" w:footer="708" w:gutter="0"/>

--- a/tests/examples/tables.docx
+++ b/tests/examples/tables.docx
@@ -1,22 +1,22 @@
 
 <file path=word/document.xml><?xml version="1.0" encoding="utf-8"?>
-<w:document xmlns:wpc="http://schemas.microsoft.com/office/word/2010/wordprocessingCanvas" xmlns:cx="http://schemas.microsoft.com/office/drawing/2014/chartex" xmlns:cx1="http://schemas.microsoft.com/office/drawing/2015/9/8/chartex" xmlns:cx2="http://schemas.microsoft.com/office/drawing/2015/10/21/chartex" xmlns:cx3="http://schemas.microsoft.com/office/drawing/2016/5/9/chartex" xmlns:cx4="http://schemas.microsoft.com/office/drawing/2016/5/10/chartex" xmlns:cx5="http://schemas.microsoft.com/office/drawing/2016/5/11/chartex" xmlns:cx6="http://schemas.microsoft.com/office/drawing/2016/5/12/chartex" xmlns:cx7="http://schemas.microsoft.com/office/drawing/2016/5/13/chartex" xmlns:cx8="http://schemas.microsoft.com/office/drawing/2016/5/14/chartex" xmlns:mc="http://schemas.openxmlformats.org/markup-compatibility/2006" xmlns:aink="http://schemas.microsoft.com/office/drawing/2016/ink" xmlns:am3d="http://schemas.microsoft.com/office/drawing/2017/model3d" xmlns:o="urn:schemas-microsoft-com:office:office" xmlns:r="http://schemas.openxmlformats.org/officeDocument/2006/relationships" xmlns:m="http://schemas.openxmlformats.org/officeDocument/2006/math" xmlns:v="urn:schemas-microsoft-com:vml" xmlns:wp14="http://schemas.microsoft.com/office/word/2010/wordprocessingDrawing" xmlns:wp="http://schemas.openxmlformats.org/drawingml/2006/wordprocessingDrawing" xmlns:w10="urn:schemas-microsoft-com:office:word" xmlns:w="http://schemas.openxmlformats.org/wordprocessingml/2006/main" xmlns:w14="http://schemas.microsoft.com/office/word/2010/wordml" xmlns:w15="http://schemas.microsoft.com/office/word/2012/wordml" xmlns:w16cex="http://schemas.microsoft.com/office/word/2018/wordml/cex" xmlns:w16cid="http://schemas.microsoft.com/office/word/2016/wordml/cid" xmlns:w16="http://schemas.microsoft.com/office/word/2018/wordml" xmlns:w16se="http://schemas.microsoft.com/office/word/2015/wordml/symex" xmlns:wpg="http://schemas.microsoft.com/office/word/2010/wordprocessingGroup" xmlns:wpi="http://schemas.microsoft.com/office/word/2010/wordprocessingInk" xmlns:wne="http://schemas.microsoft.com/office/word/2006/wordml" xmlns:wps="http://schemas.microsoft.com/office/word/2010/wordprocessingShape" mc:Ignorable="w14 w15 w16se w16cid w16 w16cex wp14">
+<w:document xmlns:wpc="http://schemas.microsoft.com/office/word/2010/wordprocessingCanvas" xmlns:cx="http://schemas.microsoft.com/office/drawing/2014/chartex" xmlns:cx1="http://schemas.microsoft.com/office/drawing/2015/9/8/chartex" xmlns:cx2="http://schemas.microsoft.com/office/drawing/2015/10/21/chartex" xmlns:cx3="http://schemas.microsoft.com/office/drawing/2016/5/9/chartex" xmlns:cx4="http://schemas.microsoft.com/office/drawing/2016/5/10/chartex" xmlns:cx5="http://schemas.microsoft.com/office/drawing/2016/5/11/chartex" xmlns:cx6="http://schemas.microsoft.com/office/drawing/2016/5/12/chartex" xmlns:cx7="http://schemas.microsoft.com/office/drawing/2016/5/13/chartex" xmlns:cx8="http://schemas.microsoft.com/office/drawing/2016/5/14/chartex" xmlns:mc="http://schemas.openxmlformats.org/markup-compatibility/2006" xmlns:aink="http://schemas.microsoft.com/office/drawing/2016/ink" xmlns:am3d="http://schemas.microsoft.com/office/drawing/2017/model3d" xmlns:o="urn:schemas-microsoft-com:office:office" xmlns:r="http://schemas.openxmlformats.org/officeDocument/2006/relationships" xmlns:m="http://schemas.openxmlformats.org/officeDocument/2006/math" xmlns:v="urn:schemas-microsoft-com:vml" xmlns:wp14="http://schemas.microsoft.com/office/word/2010/wordprocessingDrawing" xmlns:wp="http://schemas.openxmlformats.org/drawingml/2006/wordprocessingDrawing" xmlns:w10="urn:schemas-microsoft-com:office:word" xmlns:w="http://schemas.openxmlformats.org/wordprocessingml/2006/main" xmlns:w14="http://schemas.microsoft.com/office/word/2010/wordml" xmlns:w15="http://schemas.microsoft.com/office/word/2012/wordml" xmlns:w16cex="http://schemas.microsoft.com/office/word/2018/wordml/cex" xmlns:w16cid="http://schemas.microsoft.com/office/word/2016/wordml/cid" xmlns:w16="http://schemas.microsoft.com/office/word/2018/wordml" xmlns:w16sdtdh="http://schemas.microsoft.com/office/word/2020/wordml/sdtdatahash" xmlns:w16se="http://schemas.microsoft.com/office/word/2015/wordml/symex" xmlns:wpg="http://schemas.microsoft.com/office/word/2010/wordprocessingGroup" xmlns:wpi="http://schemas.microsoft.com/office/word/2010/wordprocessingInk" xmlns:wne="http://schemas.microsoft.com/office/word/2006/wordml" xmlns:wps="http://schemas.microsoft.com/office/word/2010/wordprocessingShape" mc:Ignorable="w14 w15 w16se w16cid w16 w16cex w16sdtdh wp14">
   <w:body>
     <w:tbl>
       <w:tblPr>
         <w:tblStyle w:val="a3"/>
-        <w:tblW w:w="0" w:type="auto"/>
+        <w:tblW w:w="5000" w:type="pct"/>
         <w:tblLook w:val="04A0" w:firstRow="1" w:lastRow="0" w:firstColumn="1" w:lastColumn="0" w:noHBand="0" w:noVBand="1"/>
       </w:tblPr>
       <w:tblGrid>
-        <w:gridCol w:w="3195"/>
-        <w:gridCol w:w="3184"/>
+        <w:gridCol w:w="2263"/>
+        <w:gridCol w:w="4116"/>
         <w:gridCol w:w="2966"/>
       </w:tblGrid>
       <w:tr>
         <w:tc>
           <w:tcPr>
-            <w:tcW w:w="3195" w:type="dxa"/>
+            <w:tcW w:w="1211" w:type="pct"/>
           </w:tcPr>
           <w:p>
             <w:pPr>
@@ -34,7 +34,7 @@
         </w:tc>
         <w:tc>
           <w:tcPr>
-            <w:tcW w:w="3184" w:type="dxa"/>
+            <w:tcW w:w="1750" w:type="pct"/>
             <w:vMerge w:val="restart"/>
           </w:tcPr>
           <w:p>
@@ -53,7 +53,7 @@
         </w:tc>
         <w:tc>
           <w:tcPr>
-            <w:tcW w:w="2966" w:type="dxa"/>
+            <w:tcW w:w="1587" w:type="pct"/>
           </w:tcPr>
           <w:p>
             <w:pPr>
@@ -67,7 +67,7 @@
       <w:tr>
         <w:tc>
           <w:tcPr>
-            <w:tcW w:w="3195" w:type="dxa"/>
+            <w:tcW w:w="1211" w:type="pct"/>
           </w:tcPr>
           <w:p>
             <w:pPr>
@@ -85,14 +85,14 @@
         </w:tc>
         <w:tc>
           <w:tcPr>
-            <w:tcW w:w="3184" w:type="dxa"/>
+            <w:tcW w:w="2202" w:type="pct"/>
             <w:vMerge/>
           </w:tcPr>
           <w:p/>
         </w:tc>
         <w:tc>
           <w:tcPr>
-            <w:tcW w:w="2966" w:type="dxa"/>
+            <w:tcW w:w="1587" w:type="pct"/>
           </w:tcPr>
           <w:p/>
         </w:tc>
@@ -100,7 +100,7 @@
       <w:tr>
         <w:tc>
           <w:tcPr>
-            <w:tcW w:w="6379" w:type="dxa"/>
+            <w:tcW w:w="3413" w:type="pct"/>
             <w:gridSpan w:val="2"/>
           </w:tcPr>
           <w:p>
@@ -119,7 +119,7 @@
         </w:tc>
         <w:tc>
           <w:tcPr>
-            <w:tcW w:w="2966" w:type="dxa"/>
+            <w:tcW w:w="1587" w:type="pct"/>
           </w:tcPr>
           <w:p>
             <w:pPr>
@@ -131,10 +131,7 @@
         </w:tc>
       </w:tr>
     </w:tbl>
-    <w:p>
-      <w:bookmarkStart w:id="0" w:name="_GoBack"/>
-      <w:bookmarkEnd w:id="0"/>
-    </w:p>
+    <w:p/>
     <w:sectPr>
       <w:pgSz w:w="11906" w:h="16838"/>
       <w:pgMar w:top="1134" w:right="850" w:bottom="1134" w:left="1701" w:header="708" w:footer="708" w:gutter="0"/>
@@ -146,7 +143,7 @@
 </file>
 
 <file path=word/styles.xml><?xml version="1.0" encoding="utf-8"?>
-<w:styles xmlns:mc="http://schemas.openxmlformats.org/markup-compatibility/2006" xmlns:r="http://schemas.openxmlformats.org/officeDocument/2006/relationships" xmlns:w="http://schemas.openxmlformats.org/wordprocessingml/2006/main" xmlns:w14="http://schemas.microsoft.com/office/word/2010/wordml" xmlns:w15="http://schemas.microsoft.com/office/word/2012/wordml" xmlns:w16cex="http://schemas.microsoft.com/office/word/2018/wordml/cex" xmlns:w16cid="http://schemas.microsoft.com/office/word/2016/wordml/cid" xmlns:w16="http://schemas.microsoft.com/office/word/2018/wordml" xmlns:w16se="http://schemas.microsoft.com/office/word/2015/wordml/symex" mc:Ignorable="w14 w15 w16se w16cid w16 w16cex">
+<w:styles xmlns:mc="http://schemas.openxmlformats.org/markup-compatibility/2006" xmlns:r="http://schemas.openxmlformats.org/officeDocument/2006/relationships" xmlns:w="http://schemas.openxmlformats.org/wordprocessingml/2006/main" xmlns:w14="http://schemas.microsoft.com/office/word/2010/wordml" xmlns:w15="http://schemas.microsoft.com/office/word/2012/wordml" xmlns:w16cex="http://schemas.microsoft.com/office/word/2018/wordml/cex" xmlns:w16cid="http://schemas.microsoft.com/office/word/2016/wordml/cid" xmlns:w16="http://schemas.microsoft.com/office/word/2018/wordml" xmlns:w16sdtdh="http://schemas.microsoft.com/office/word/2020/wordml/sdtdatahash" xmlns:w16se="http://schemas.microsoft.com/office/word/2015/wordml/symex" mc:Ignorable="w14 w15 w16se w16cid w16 w16cex w16sdtdh">
   <w:docDefaults>
     <w:rPrDefault>
       <w:rPr>

--- a/tests/examples/tables.docx
+++ b/tests/examples/tables.docx
@@ -6,14 +6,18 @@
       <w:tblPr>
         <w:tblStyle w:val="a3"/>
         <w:tblW w:w="5000" w:type="pct"/>
+        <w:tblCellSpacing w:w="11" w:type="dxa"/>
         <w:tblLook w:val="04A0" w:firstRow="1" w:lastRow="0" w:firstColumn="1" w:lastColumn="0" w:noHBand="0" w:noVBand="1"/>
       </w:tblPr>
       <w:tblGrid>
-        <w:gridCol w:w="2263"/>
-        <w:gridCol w:w="4116"/>
-        <w:gridCol w:w="2966"/>
+        <w:gridCol w:w="2275"/>
+        <w:gridCol w:w="4099"/>
+        <w:gridCol w:w="2971"/>
       </w:tblGrid>
       <w:tr>
+        <w:trPr>
+          <w:tblCellSpacing w:w="11" w:type="dxa"/>
+        </w:trPr>
         <w:tc>
           <w:tcPr>
             <w:tcW w:w="1211" w:type="pct"/>
@@ -65,6 +69,9 @@
         </w:tc>
       </w:tr>
       <w:tr>
+        <w:trPr>
+          <w:tblCellSpacing w:w="11" w:type="dxa"/>
+        </w:trPr>
         <w:tc>
           <w:tcPr>
             <w:tcW w:w="1211" w:type="pct"/>
@@ -98,6 +105,9 @@
         </w:tc>
       </w:tr>
       <w:tr>
+        <w:trPr>
+          <w:tblCellSpacing w:w="11" w:type="dxa"/>
+        </w:trPr>
         <w:tc>
           <w:tcPr>
             <w:tcW w:w="3413" w:type="pct"/>

--- a/tests/examples/tables.docx
+++ b/tests/examples/tables.docx
@@ -4,139 +4,126 @@
   <w:body>
     <w:tbl>
       <w:tblPr>
-        <w:tblStyle w:val="a3"/>
-        <w:tblW w:w="5000" w:type="pct"/>
-        <w:tblCellSpacing w:w="11" w:type="dxa"/>
+        <w:tblStyle w:val="a4"/>
+        <w:tblW w:w="0" w:type="auto"/>
         <w:tblLook w:val="04A0" w:firstRow="1" w:lastRow="0" w:firstColumn="1" w:lastColumn="0" w:noHBand="0" w:noVBand="1"/>
       </w:tblPr>
       <w:tblGrid>
-        <w:gridCol w:w="2275"/>
-        <w:gridCol w:w="4099"/>
-        <w:gridCol w:w="2971"/>
+        <w:gridCol w:w="3112"/>
+        <w:gridCol w:w="3114"/>
+        <w:gridCol w:w="3113"/>
       </w:tblGrid>
       <w:tr>
-        <w:trPr>
-          <w:tblCellSpacing w:w="11" w:type="dxa"/>
-        </w:trPr>
         <w:tc>
           <w:tcPr>
-            <w:tcW w:w="1211" w:type="pct"/>
+            <w:tcW w:w="3115" w:type="dxa"/>
           </w:tcPr>
           <w:p>
-            <w:pPr>
-              <w:rPr>
-                <w:lang w:val="en-US"/>
-              </w:rPr>
-            </w:pPr>
             <w:r>
-              <w:rPr>
-                <w:lang w:val="en-US"/>
-              </w:rPr>
-              <w:t>With restart right next</w:t>
+              <w:t>Внешние границы</w:t>
             </w:r>
           </w:p>
         </w:tc>
         <w:tc>
           <w:tcPr>
-            <w:tcW w:w="1750" w:type="pct"/>
-            <w:vMerge w:val="restart"/>
+            <w:tcW w:w="3115" w:type="dxa"/>
+            <w:tcBorders>
+              <w:bottom w:val="single" w:sz="4" w:space="0" w:color="auto"/>
+            </w:tcBorders>
           </w:tcPr>
           <w:p>
-            <w:pPr>
-              <w:rPr>
-                <w:lang w:val="en-US"/>
-              </w:rPr>
-            </w:pPr>
             <w:r>
-              <w:rPr>
-                <w:lang w:val="en-US"/>
-              </w:rPr>
-              <w:t>Vert merge</w:t>
+              <w:t>Внешние границы</w:t>
             </w:r>
           </w:p>
         </w:tc>
         <w:tc>
           <w:tcPr>
-            <w:tcW w:w="1587" w:type="pct"/>
+            <w:tcW w:w="3115" w:type="dxa"/>
           </w:tcPr>
           <w:p>
-            <w:pPr>
-              <w:rPr>
-                <w:lang w:val="en-US"/>
-              </w:rPr>
-            </w:pPr>
+            <w:r>
+              <w:t>Внешние границы</w:t>
+            </w:r>
           </w:p>
         </w:tc>
       </w:tr>
       <w:tr>
-        <w:trPr>
-          <w:tblCellSpacing w:w="11" w:type="dxa"/>
-        </w:trPr>
         <w:tc>
           <w:tcPr>
-            <w:tcW w:w="1211" w:type="pct"/>
+            <w:tcW w:w="3115" w:type="dxa"/>
+            <w:tcBorders>
+              <w:right w:val="single" w:sz="4" w:space="0" w:color="auto"/>
+            </w:tcBorders>
           </w:tcPr>
           <w:p>
-            <w:pPr>
-              <w:rPr>
-                <w:lang w:val="en-US"/>
-              </w:rPr>
-            </w:pPr>
             <w:r>
-              <w:rPr>
-                <w:lang w:val="en-US"/>
-              </w:rPr>
-              <w:t>Only one</w:t>
+              <w:t>Внешние границы</w:t>
             </w:r>
           </w:p>
         </w:tc>
         <w:tc>
           <w:tcPr>
-            <w:tcW w:w="2202" w:type="pct"/>
-            <w:vMerge/>
-          </w:tcPr>
-          <w:p/>
-        </w:tc>
-        <w:tc>
-          <w:tcPr>
-            <w:tcW w:w="1587" w:type="pct"/>
-          </w:tcPr>
-          <w:p/>
-        </w:tc>
-      </w:tr>
-      <w:tr>
-        <w:trPr>
-          <w:tblCellSpacing w:w="11" w:type="dxa"/>
-        </w:trPr>
-        <w:tc>
-          <w:tcPr>
-            <w:tcW w:w="3413" w:type="pct"/>
-            <w:gridSpan w:val="2"/>
+            <w:tcW w:w="3115" w:type="dxa"/>
+            <w:tcBorders>
+              <w:top w:val="single" w:sz="4" w:space="0" w:color="auto"/>
+              <w:left w:val="single" w:sz="4" w:space="0" w:color="auto"/>
+              <w:bottom w:val="single" w:sz="4" w:space="0" w:color="auto"/>
+              <w:right w:val="single" w:sz="4" w:space="0" w:color="auto"/>
+            </w:tcBorders>
           </w:tcPr>
           <w:p>
-            <w:pPr>
-              <w:rPr>
-                <w:lang w:val="en-US"/>
-              </w:rPr>
-            </w:pPr>
             <w:r>
-              <w:rPr>
-                <w:lang w:val="en-US"/>
-              </w:rPr>
-              <w:t>Grid span</w:t>
+              <w:t>Прямое форматирование – все границы</w:t>
             </w:r>
           </w:p>
         </w:tc>
         <w:tc>
           <w:tcPr>
-            <w:tcW w:w="1587" w:type="pct"/>
+            <w:tcW w:w="3115" w:type="dxa"/>
+            <w:tcBorders>
+              <w:left w:val="single" w:sz="4" w:space="0" w:color="auto"/>
+            </w:tcBorders>
           </w:tcPr>
           <w:p>
-            <w:pPr>
-              <w:rPr>
-                <w:lang w:val="en-US"/>
-              </w:rPr>
-            </w:pPr>
+            <w:r>
+              <w:t>Внешние границы</w:t>
+            </w:r>
+          </w:p>
+        </w:tc>
+      </w:tr>
+      <w:tr>
+        <w:tc>
+          <w:tcPr>
+            <w:tcW w:w="3115" w:type="dxa"/>
+          </w:tcPr>
+          <w:p>
+            <w:r>
+              <w:t>Внешние границы</w:t>
+            </w:r>
+          </w:p>
+        </w:tc>
+        <w:tc>
+          <w:tcPr>
+            <w:tcW w:w="3115" w:type="dxa"/>
+            <w:tcBorders>
+              <w:top w:val="single" w:sz="4" w:space="0" w:color="auto"/>
+            </w:tcBorders>
+          </w:tcPr>
+          <w:p>
+            <w:r>
+              <w:t>Внешние границы</w:t>
+            </w:r>
+          </w:p>
+        </w:tc>
+        <w:tc>
+          <w:tcPr>
+            <w:tcW w:w="3115" w:type="dxa"/>
+          </w:tcPr>
+          <w:p>
+            <w:r>
+              <w:t>Внешние границы</w:t>
+            </w:r>
           </w:p>
         </w:tc>
       </w:tr>
@@ -601,6 +588,23 @@
       </w:tblBorders>
     </w:tblPr>
   </w:style>
+  <w:style w:type="table" w:customStyle="1" w:styleId="a4">
+    <w:name w:val="Внешние границы"/>
+    <w:basedOn w:val="a1"/>
+    <w:uiPriority w:val="99"/>
+    <w:rsid w:val="00384D0A"/>
+    <w:pPr>
+      <w:spacing w:after="0" w:line="240" w:lineRule="auto"/>
+    </w:pPr>
+    <w:tblPr>
+      <w:tblBorders>
+        <w:top w:val="single" w:sz="6" w:space="0" w:color="auto"/>
+        <w:left w:val="single" w:sz="6" w:space="0" w:color="auto"/>
+        <w:bottom w:val="single" w:sz="6" w:space="0" w:color="auto"/>
+        <w:right w:val="single" w:sz="6" w:space="0" w:color="auto"/>
+      </w:tblBorders>
+    </w:tblPr>
+  </w:style>
 </w:styles>
 </file>
 
